--- a/GGHI_HR_Portal_User_Guide.docx
+++ b/GGHI_HR_Portal_User_Guide.docx
@@ -51,7 +51,7 @@
           <w:color w:val="6B7280"/>
           <w:sz w:val="22"/>
         </w:rPr>
-        <w:t>Version 1.0  ·  June 25, 2026</w:t>
+        <w:t>Version 1.1  ·  June 25, 2026</w:t>
       </w:r>
     </w:p>
     <w:p>
@@ -277,14 +277,32 @@
         <w:rPr>
           <w:sz w:val="22"/>
         </w:rPr>
-        <w:t>12.  Frequently Asked Questions</w:t>
+        <w:t>12.  Time Correction</w:t>
       </w:r>
       <w:r>
         <w:rPr>
           <w:color w:val="9CA3AF"/>
           <w:sz w:val="22"/>
         </w:rPr>
-        <w:t xml:space="preserve">  .....  20</w:t>
+        <w:t xml:space="preserve">  .....  21</w:t>
+      </w:r>
+    </w:p>
+    <w:p>
+      <w:pPr>
+        <w:spacing w:after="60"/>
+      </w:pPr>
+      <w:r>
+        <w:rPr>
+          <w:sz w:val="22"/>
+        </w:rPr>
+        <w:t>13.  Frequently Asked Questions</w:t>
+      </w:r>
+      <w:r>
+        <w:rPr>
+          <w:color w:val="9CA3AF"/>
+          <w:sz w:val="22"/>
+        </w:rPr>
+        <w:t xml:space="preserve">  .....  23</w:t>
       </w:r>
     </w:p>
     <w:p>
@@ -6246,7 +6264,1293 @@
           <w:color w:val="0D1B2E"/>
           <w:sz w:val="32"/>
         </w:rPr>
-        <w:t>12. Frequently Asked Questions</w:t>
+        <w:t>12. Time Correction</w:t>
+      </w:r>
+    </w:p>
+    <w:p>
+      <w:pPr>
+        <w:spacing w:after="80"/>
+      </w:pPr>
+      <w:r>
+        <w:rPr>
+          <w:sz w:val="22"/>
+        </w:rPr>
+        <w:t>Time Correction allows employees to request a fix for an incorrect or missing biometric punch. All corrections go through the same approval chain as leave requests before they take effect in attendance.</w:t>
+      </w:r>
+    </w:p>
+    <w:p>
+      <w:pPr>
+        <w:pStyle w:val="Heading2"/>
+      </w:pPr>
+      <w:r>
+        <w:rPr>
+          <w:color w:val="1E40AF"/>
+          <w:sz w:val="26"/>
+        </w:rPr>
+        <w:t>12.1 Who Can File a Time Correction?</w:t>
+      </w:r>
+    </w:p>
+    <w:tbl>
+      <w:tblPr>
+        <w:tblStyle w:val="TableGrid"/>
+        <w:tblW w:type="auto" w:w="0"/>
+        <w:tblLook w:firstColumn="1" w:firstRow="1" w:lastColumn="0" w:lastRow="0" w:noHBand="0" w:noVBand="1" w:val="04A0"/>
+      </w:tblPr>
+      <w:tblGrid>
+        <w:gridCol w:w="4561"/>
+        <w:gridCol w:w="4561"/>
+      </w:tblGrid>
+      <w:tr>
+        <w:tc>
+          <w:tcPr>
+            <w:tcW w:type="dxa" w:w="2880"/>
+            <w:shd w:fill="1E3A8A" w:color="FFFFFF" w:val="clear"/>
+          </w:tcPr>
+          <w:p>
+            <w:pPr>
+              <w:jc w:val="center"/>
+            </w:pPr>
+            <w:r>
+              <w:rPr>
+                <w:b/>
+                <w:color w:val="FFFFFF"/>
+                <w:sz w:val="20"/>
+              </w:rPr>
+              <w:t>Role</w:t>
+            </w:r>
+          </w:p>
+        </w:tc>
+        <w:tc>
+          <w:tcPr>
+            <w:tcW w:type="dxa" w:w="6480"/>
+            <w:shd w:fill="1E3A8A" w:color="FFFFFF" w:val="clear"/>
+          </w:tcPr>
+          <w:p>
+            <w:pPr>
+              <w:jc w:val="center"/>
+            </w:pPr>
+            <w:r>
+              <w:rPr>
+                <w:b/>
+                <w:color w:val="FFFFFF"/>
+                <w:sz w:val="20"/>
+              </w:rPr>
+              <w:t>Where to File</w:t>
+            </w:r>
+          </w:p>
+        </w:tc>
+      </w:tr>
+      <w:tr>
+        <w:tc>
+          <w:tcPr>
+            <w:tcW w:type="dxa" w:w="2880"/>
+            <w:shd w:fill="EFF6FF" w:val="clear"/>
+          </w:tcPr>
+          <w:p>
+            <w:r>
+              <w:rPr>
+                <w:sz w:val="20"/>
+              </w:rPr>
+              <w:t>Employee</w:t>
+            </w:r>
+          </w:p>
+        </w:tc>
+        <w:tc>
+          <w:tcPr>
+            <w:tcW w:type="dxa" w:w="6480"/>
+            <w:shd w:fill="EFF6FF" w:val="clear"/>
+          </w:tcPr>
+          <w:p>
+            <w:r>
+              <w:rPr>
+                <w:sz w:val="20"/>
+              </w:rPr>
+              <w:t>Sidebar → Attendance → Time Correction</w:t>
+            </w:r>
+          </w:p>
+        </w:tc>
+      </w:tr>
+      <w:tr>
+        <w:tc>
+          <w:tcPr>
+            <w:tcW w:type="dxa" w:w="2880"/>
+            <w:shd w:fill="FFFFFF" w:val="clear"/>
+          </w:tcPr>
+          <w:p>
+            <w:r>
+              <w:rPr>
+                <w:sz w:val="20"/>
+              </w:rPr>
+              <w:t>Department Head</w:t>
+            </w:r>
+          </w:p>
+        </w:tc>
+        <w:tc>
+          <w:tcPr>
+            <w:tcW w:type="dxa" w:w="6480"/>
+            <w:shd w:fill="FFFFFF" w:val="clear"/>
+          </w:tcPr>
+          <w:p>
+            <w:r>
+              <w:rPr>
+                <w:sz w:val="20"/>
+              </w:rPr>
+              <w:t>Sidebar → My Leave → Time Correction</w:t>
+            </w:r>
+          </w:p>
+        </w:tc>
+      </w:tr>
+      <w:tr>
+        <w:tc>
+          <w:tcPr>
+            <w:tcW w:type="dxa" w:w="2880"/>
+            <w:shd w:fill="EFF6FF" w:val="clear"/>
+          </w:tcPr>
+          <w:p>
+            <w:r>
+              <w:rPr>
+                <w:sz w:val="20"/>
+              </w:rPr>
+              <w:t>Manager</w:t>
+            </w:r>
+          </w:p>
+        </w:tc>
+        <w:tc>
+          <w:tcPr>
+            <w:tcW w:type="dxa" w:w="6480"/>
+            <w:shd w:fill="EFF6FF" w:val="clear"/>
+          </w:tcPr>
+          <w:p>
+            <w:r>
+              <w:rPr>
+                <w:sz w:val="20"/>
+              </w:rPr>
+              <w:t>Sidebar → My Leave → Time Correction</w:t>
+            </w:r>
+          </w:p>
+        </w:tc>
+      </w:tr>
+    </w:tbl>
+    <w:p/>
+    <w:p>
+      <w:pPr>
+        <w:pStyle w:val="Heading2"/>
+      </w:pPr>
+      <w:r>
+        <w:rPr>
+          <w:color w:val="1E40AF"/>
+          <w:sz w:val="26"/>
+        </w:rPr>
+        <w:t>12.2 How to File a Time Correction (Employee)</w:t>
+      </w:r>
+    </w:p>
+    <w:p>
+      <w:pPr>
+        <w:spacing w:after="80"/>
+      </w:pPr>
+      <w:r>
+        <w:rPr>
+          <w:sz w:val="22"/>
+        </w:rPr>
+        <w:t>Go to Sidebar → Attendance → Time Correction and fill in the form:</w:t>
+      </w:r>
+    </w:p>
+    <w:tbl>
+      <w:tblPr>
+        <w:tblStyle w:val="TableGrid"/>
+        <w:tblW w:type="auto" w:w="0"/>
+        <w:tblLook w:firstColumn="1" w:firstRow="1" w:lastColumn="0" w:lastRow="0" w:noHBand="0" w:noVBand="1" w:val="04A0"/>
+      </w:tblPr>
+      <w:tblGrid>
+        <w:gridCol w:w="4561"/>
+        <w:gridCol w:w="4561"/>
+      </w:tblGrid>
+      <w:tr>
+        <w:tc>
+          <w:tcPr>
+            <w:tcW w:type="dxa" w:w="2592"/>
+            <w:shd w:fill="1E3A8A" w:color="FFFFFF" w:val="clear"/>
+          </w:tcPr>
+          <w:p>
+            <w:pPr>
+              <w:jc w:val="center"/>
+            </w:pPr>
+            <w:r>
+              <w:rPr>
+                <w:b/>
+                <w:color w:val="FFFFFF"/>
+                <w:sz w:val="20"/>
+              </w:rPr>
+              <w:t>Field</w:t>
+            </w:r>
+          </w:p>
+        </w:tc>
+        <w:tc>
+          <w:tcPr>
+            <w:tcW w:type="dxa" w:w="6768"/>
+            <w:shd w:fill="1E3A8A" w:color="FFFFFF" w:val="clear"/>
+          </w:tcPr>
+          <w:p>
+            <w:pPr>
+              <w:jc w:val="center"/>
+            </w:pPr>
+            <w:r>
+              <w:rPr>
+                <w:b/>
+                <w:color w:val="FFFFFF"/>
+                <w:sz w:val="20"/>
+              </w:rPr>
+              <w:t>Description</w:t>
+            </w:r>
+          </w:p>
+        </w:tc>
+      </w:tr>
+      <w:tr>
+        <w:tc>
+          <w:tcPr>
+            <w:tcW w:type="dxa" w:w="2592"/>
+            <w:shd w:fill="EFF6FF" w:val="clear"/>
+          </w:tcPr>
+          <w:p>
+            <w:r>
+              <w:rPr>
+                <w:sz w:val="20"/>
+              </w:rPr>
+              <w:t>Date to Correct</w:t>
+            </w:r>
+          </w:p>
+        </w:tc>
+        <w:tc>
+          <w:tcPr>
+            <w:tcW w:type="dxa" w:w="6768"/>
+            <w:shd w:fill="EFF6FF" w:val="clear"/>
+          </w:tcPr>
+          <w:p>
+            <w:r>
+              <w:rPr>
+                <w:sz w:val="20"/>
+              </w:rPr>
+              <w:t>The date of the incorrect / missing punch (must be today or earlier)</w:t>
+            </w:r>
+          </w:p>
+        </w:tc>
+      </w:tr>
+      <w:tr>
+        <w:tc>
+          <w:tcPr>
+            <w:tcW w:type="dxa" w:w="2592"/>
+            <w:shd w:fill="FFFFFF" w:val="clear"/>
+          </w:tcPr>
+          <w:p>
+            <w:r>
+              <w:rPr>
+                <w:sz w:val="20"/>
+              </w:rPr>
+              <w:t>AM Time In</w:t>
+            </w:r>
+          </w:p>
+        </w:tc>
+        <w:tc>
+          <w:tcPr>
+            <w:tcW w:type="dxa" w:w="6768"/>
+            <w:shd w:fill="FFFFFF" w:val="clear"/>
+          </w:tcPr>
+          <w:p>
+            <w:r>
+              <w:rPr>
+                <w:sz w:val="20"/>
+              </w:rPr>
+              <w:t>Corrected morning time-in — leave blank if biometric is already correct</w:t>
+            </w:r>
+          </w:p>
+        </w:tc>
+      </w:tr>
+      <w:tr>
+        <w:tc>
+          <w:tcPr>
+            <w:tcW w:type="dxa" w:w="2592"/>
+            <w:shd w:fill="EFF6FF" w:val="clear"/>
+          </w:tcPr>
+          <w:p>
+            <w:r>
+              <w:rPr>
+                <w:sz w:val="20"/>
+              </w:rPr>
+              <w:t>AM Time Out</w:t>
+            </w:r>
+          </w:p>
+        </w:tc>
+        <w:tc>
+          <w:tcPr>
+            <w:tcW w:type="dxa" w:w="6768"/>
+            <w:shd w:fill="EFF6FF" w:val="clear"/>
+          </w:tcPr>
+          <w:p>
+            <w:r>
+              <w:rPr>
+                <w:sz w:val="20"/>
+              </w:rPr>
+              <w:t>Corrected morning time-out — leave blank if biometric is already correct</w:t>
+            </w:r>
+          </w:p>
+        </w:tc>
+      </w:tr>
+      <w:tr>
+        <w:tc>
+          <w:tcPr>
+            <w:tcW w:type="dxa" w:w="2592"/>
+            <w:shd w:fill="FFFFFF" w:val="clear"/>
+          </w:tcPr>
+          <w:p>
+            <w:r>
+              <w:rPr>
+                <w:sz w:val="20"/>
+              </w:rPr>
+              <w:t>PM Time In</w:t>
+            </w:r>
+          </w:p>
+        </w:tc>
+        <w:tc>
+          <w:tcPr>
+            <w:tcW w:type="dxa" w:w="6768"/>
+            <w:shd w:fill="FFFFFF" w:val="clear"/>
+          </w:tcPr>
+          <w:p>
+            <w:r>
+              <w:rPr>
+                <w:sz w:val="20"/>
+              </w:rPr>
+              <w:t>Corrected afternoon time-in — leave blank if biometric is already correct</w:t>
+            </w:r>
+          </w:p>
+        </w:tc>
+      </w:tr>
+      <w:tr>
+        <w:tc>
+          <w:tcPr>
+            <w:tcW w:type="dxa" w:w="2592"/>
+            <w:shd w:fill="EFF6FF" w:val="clear"/>
+          </w:tcPr>
+          <w:p>
+            <w:r>
+              <w:rPr>
+                <w:sz w:val="20"/>
+              </w:rPr>
+              <w:t>PM Time Out</w:t>
+            </w:r>
+          </w:p>
+        </w:tc>
+        <w:tc>
+          <w:tcPr>
+            <w:tcW w:type="dxa" w:w="6768"/>
+            <w:shd w:fill="EFF6FF" w:val="clear"/>
+          </w:tcPr>
+          <w:p>
+            <w:r>
+              <w:rPr>
+                <w:sz w:val="20"/>
+              </w:rPr>
+              <w:t>Corrected afternoon time-out — leave blank if biometric is already correct</w:t>
+            </w:r>
+          </w:p>
+        </w:tc>
+      </w:tr>
+      <w:tr>
+        <w:tc>
+          <w:tcPr>
+            <w:tcW w:type="dxa" w:w="2592"/>
+            <w:shd w:fill="FFFFFF" w:val="clear"/>
+          </w:tcPr>
+          <w:p>
+            <w:r>
+              <w:rPr>
+                <w:sz w:val="20"/>
+              </w:rPr>
+              <w:t>Reason</w:t>
+            </w:r>
+          </w:p>
+        </w:tc>
+        <w:tc>
+          <w:tcPr>
+            <w:tcW w:type="dxa" w:w="6768"/>
+            <w:shd w:fill="FFFFFF" w:val="clear"/>
+          </w:tcPr>
+          <w:p>
+            <w:r>
+              <w:rPr>
+                <w:sz w:val="20"/>
+              </w:rPr>
+              <w:t>Explain why the correction is needed (minimum 10 characters)</w:t>
+            </w:r>
+          </w:p>
+        </w:tc>
+      </w:tr>
+    </w:tbl>
+    <w:p/>
+    <w:p>
+      <w:pPr>
+        <w:spacing w:after="120"/>
+        <w:ind w:left="432"/>
+      </w:pPr>
+      <w:r>
+        <w:rPr>
+          <w:b/>
+          <w:color w:val="4F46E5"/>
+          <w:sz w:val="20"/>
+        </w:rPr>
+        <w:t xml:space="preserve">📌 Note: </w:t>
+      </w:r>
+      <w:r>
+        <w:rPr>
+          <w:color w:val="374151"/>
+          <w:sz w:val="20"/>
+        </w:rPr>
+        <w:t>You only need to fill in the slot(s) that need correcting. Leave all other fields blank — the system will keep the original biometric record for those slots.</w:t>
+      </w:r>
+    </w:p>
+    <w:p>
+      <w:pPr>
+        <w:pStyle w:val="Heading2"/>
+      </w:pPr>
+      <w:r>
+        <w:rPr>
+          <w:color w:val="1E40AF"/>
+          <w:sz w:val="26"/>
+        </w:rPr>
+        <w:t>12.3 Common Scenarios</w:t>
+      </w:r>
+    </w:p>
+    <w:tbl>
+      <w:tblPr>
+        <w:tblStyle w:val="TableGrid"/>
+        <w:tblW w:type="auto" w:w="0"/>
+        <w:tblLook w:firstColumn="1" w:firstRow="1" w:lastColumn="0" w:lastRow="0" w:noHBand="0" w:noVBand="1" w:val="04A0"/>
+      </w:tblPr>
+      <w:tblGrid>
+        <w:gridCol w:w="4561"/>
+        <w:gridCol w:w="4561"/>
+      </w:tblGrid>
+      <w:tr>
+        <w:tc>
+          <w:tcPr>
+            <w:tcW w:type="dxa" w:w="4320"/>
+            <w:shd w:fill="1E3A8A" w:color="FFFFFF" w:val="clear"/>
+          </w:tcPr>
+          <w:p>
+            <w:pPr>
+              <w:jc w:val="center"/>
+            </w:pPr>
+            <w:r>
+              <w:rPr>
+                <w:b/>
+                <w:color w:val="FFFFFF"/>
+                <w:sz w:val="20"/>
+              </w:rPr>
+              <w:t>Situation</w:t>
+            </w:r>
+          </w:p>
+        </w:tc>
+        <w:tc>
+          <w:tcPr>
+            <w:tcW w:type="dxa" w:w="5040"/>
+            <w:shd w:fill="1E3A8A" w:color="FFFFFF" w:val="clear"/>
+          </w:tcPr>
+          <w:p>
+            <w:pPr>
+              <w:jc w:val="center"/>
+            </w:pPr>
+            <w:r>
+              <w:rPr>
+                <w:b/>
+                <w:color w:val="FFFFFF"/>
+                <w:sz w:val="20"/>
+              </w:rPr>
+              <w:t>What to Fill In</w:t>
+            </w:r>
+          </w:p>
+        </w:tc>
+      </w:tr>
+      <w:tr>
+        <w:tc>
+          <w:tcPr>
+            <w:tcW w:type="dxa" w:w="4320"/>
+            <w:shd w:fill="EFF6FF" w:val="clear"/>
+          </w:tcPr>
+          <w:p>
+            <w:r>
+              <w:rPr>
+                <w:sz w:val="20"/>
+              </w:rPr>
+              <w:t>Forgot to tap AM In</w:t>
+            </w:r>
+          </w:p>
+        </w:tc>
+        <w:tc>
+          <w:tcPr>
+            <w:tcW w:type="dxa" w:w="5040"/>
+            <w:shd w:fill="EFF6FF" w:val="clear"/>
+          </w:tcPr>
+          <w:p>
+            <w:r>
+              <w:rPr>
+                <w:sz w:val="20"/>
+              </w:rPr>
+              <w:t>Fill AM Time In only</w:t>
+            </w:r>
+          </w:p>
+        </w:tc>
+      </w:tr>
+      <w:tr>
+        <w:tc>
+          <w:tcPr>
+            <w:tcW w:type="dxa" w:w="4320"/>
+            <w:shd w:fill="FFFFFF" w:val="clear"/>
+          </w:tcPr>
+          <w:p>
+            <w:r>
+              <w:rPr>
+                <w:sz w:val="20"/>
+              </w:rPr>
+              <w:t>Forgot to tap PM Out</w:t>
+            </w:r>
+          </w:p>
+        </w:tc>
+        <w:tc>
+          <w:tcPr>
+            <w:tcW w:type="dxa" w:w="5040"/>
+            <w:shd w:fill="FFFFFF" w:val="clear"/>
+          </w:tcPr>
+          <w:p>
+            <w:r>
+              <w:rPr>
+                <w:sz w:val="20"/>
+              </w:rPr>
+              <w:t>Fill PM Time Out only</w:t>
+            </w:r>
+          </w:p>
+        </w:tc>
+      </w:tr>
+      <w:tr>
+        <w:tc>
+          <w:tcPr>
+            <w:tcW w:type="dxa" w:w="4320"/>
+            <w:shd w:fill="EFF6FF" w:val="clear"/>
+          </w:tcPr>
+          <w:p>
+            <w:r>
+              <w:rPr>
+                <w:sz w:val="20"/>
+              </w:rPr>
+              <w:t>Device did not register tap</w:t>
+            </w:r>
+          </w:p>
+        </w:tc>
+        <w:tc>
+          <w:tcPr>
+            <w:tcW w:type="dxa" w:w="5040"/>
+            <w:shd w:fill="EFF6FF" w:val="clear"/>
+          </w:tcPr>
+          <w:p>
+            <w:r>
+              <w:rPr>
+                <w:sz w:val="20"/>
+              </w:rPr>
+              <w:t>Fill the specific missing punch slot(s)</w:t>
+            </w:r>
+          </w:p>
+        </w:tc>
+      </w:tr>
+      <w:tr>
+        <w:tc>
+          <w:tcPr>
+            <w:tcW w:type="dxa" w:w="4320"/>
+            <w:shd w:fill="FFFFFF" w:val="clear"/>
+          </w:tcPr>
+          <w:p>
+            <w:r>
+              <w:rPr>
+                <w:sz w:val="20"/>
+              </w:rPr>
+              <w:t>Wrong time recorded (entire day)</w:t>
+            </w:r>
+          </w:p>
+        </w:tc>
+        <w:tc>
+          <w:tcPr>
+            <w:tcW w:type="dxa" w:w="5040"/>
+            <w:shd w:fill="FFFFFF" w:val="clear"/>
+          </w:tcPr>
+          <w:p>
+            <w:r>
+              <w:rPr>
+                <w:sz w:val="20"/>
+              </w:rPr>
+              <w:t>Fill all 4 time slots with the correct times</w:t>
+            </w:r>
+          </w:p>
+        </w:tc>
+      </w:tr>
+    </w:tbl>
+    <w:p/>
+    <w:p>
+      <w:pPr>
+        <w:pStyle w:val="Heading2"/>
+      </w:pPr>
+      <w:r>
+        <w:rPr>
+          <w:color w:val="1E40AF"/>
+          <w:sz w:val="26"/>
+        </w:rPr>
+        <w:t>12.4 Approval Chain</w:t>
+      </w:r>
+    </w:p>
+    <w:p>
+      <w:pPr>
+        <w:spacing w:after="80"/>
+      </w:pPr>
+      <w:r>
+        <w:rPr>
+          <w:sz w:val="22"/>
+        </w:rPr>
+        <w:t>Time corrections follow the same 3-step approval chain as leave requests:</w:t>
+      </w:r>
+    </w:p>
+    <w:tbl>
+      <w:tblPr>
+        <w:tblStyle w:val="TableGrid"/>
+        <w:tblW w:type="auto" w:w="0"/>
+        <w:tblLook w:firstColumn="1" w:firstRow="1" w:lastColumn="0" w:lastRow="0" w:noHBand="0" w:noVBand="1" w:val="04A0"/>
+      </w:tblPr>
+      <w:tblGrid>
+        <w:gridCol w:w="2280"/>
+        <w:gridCol w:w="2280"/>
+        <w:gridCol w:w="2280"/>
+        <w:gridCol w:w="2280"/>
+      </w:tblGrid>
+      <w:tr>
+        <w:tc>
+          <w:tcPr>
+            <w:tcW w:type="dxa" w:w="2592"/>
+            <w:shd w:fill="1E3A8A" w:color="FFFFFF" w:val="clear"/>
+          </w:tcPr>
+          <w:p>
+            <w:pPr>
+              <w:jc w:val="center"/>
+            </w:pPr>
+            <w:r>
+              <w:rPr>
+                <w:b/>
+                <w:color w:val="FFFFFF"/>
+                <w:sz w:val="20"/>
+              </w:rPr>
+              <w:t>Filed by</w:t>
+            </w:r>
+          </w:p>
+        </w:tc>
+        <w:tc>
+          <w:tcPr>
+            <w:tcW w:type="dxa" w:w="2304"/>
+            <w:shd w:fill="1E3A8A" w:color="FFFFFF" w:val="clear"/>
+          </w:tcPr>
+          <w:p>
+            <w:pPr>
+              <w:jc w:val="center"/>
+            </w:pPr>
+            <w:r>
+              <w:rPr>
+                <w:b/>
+                <w:color w:val="FFFFFF"/>
+                <w:sz w:val="20"/>
+              </w:rPr>
+              <w:t>Step 1</w:t>
+            </w:r>
+          </w:p>
+        </w:tc>
+        <w:tc>
+          <w:tcPr>
+            <w:tcW w:type="dxa" w:w="1872"/>
+            <w:shd w:fill="1E3A8A" w:color="FFFFFF" w:val="clear"/>
+          </w:tcPr>
+          <w:p>
+            <w:pPr>
+              <w:jc w:val="center"/>
+            </w:pPr>
+            <w:r>
+              <w:rPr>
+                <w:b/>
+                <w:color w:val="FFFFFF"/>
+                <w:sz w:val="20"/>
+              </w:rPr>
+              <w:t>Step 2</w:t>
+            </w:r>
+          </w:p>
+        </w:tc>
+        <w:tc>
+          <w:tcPr>
+            <w:tcW w:type="dxa" w:w="2592"/>
+            <w:shd w:fill="1E3A8A" w:color="FFFFFF" w:val="clear"/>
+          </w:tcPr>
+          <w:p>
+            <w:pPr>
+              <w:jc w:val="center"/>
+            </w:pPr>
+            <w:r>
+              <w:rPr>
+                <w:b/>
+                <w:color w:val="FFFFFF"/>
+                <w:sz w:val="20"/>
+              </w:rPr>
+              <w:t>Step 3 (Final)</w:t>
+            </w:r>
+          </w:p>
+        </w:tc>
+      </w:tr>
+      <w:tr>
+        <w:tc>
+          <w:tcPr>
+            <w:tcW w:type="dxa" w:w="2592"/>
+            <w:shd w:fill="EFF6FF" w:val="clear"/>
+          </w:tcPr>
+          <w:p>
+            <w:r>
+              <w:rPr>
+                <w:sz w:val="20"/>
+              </w:rPr>
+              <w:t>Regular Employee</w:t>
+            </w:r>
+          </w:p>
+        </w:tc>
+        <w:tc>
+          <w:tcPr>
+            <w:tcW w:type="dxa" w:w="2304"/>
+            <w:shd w:fill="EFF6FF" w:val="clear"/>
+          </w:tcPr>
+          <w:p>
+            <w:r>
+              <w:rPr>
+                <w:sz w:val="20"/>
+              </w:rPr>
+              <w:t>Department Head</w:t>
+            </w:r>
+          </w:p>
+        </w:tc>
+        <w:tc>
+          <w:tcPr>
+            <w:tcW w:type="dxa" w:w="1872"/>
+            <w:shd w:fill="EFF6FF" w:val="clear"/>
+          </w:tcPr>
+          <w:p>
+            <w:r>
+              <w:rPr>
+                <w:sz w:val="20"/>
+              </w:rPr>
+              <w:t>HR</w:t>
+            </w:r>
+          </w:p>
+        </w:tc>
+        <w:tc>
+          <w:tcPr>
+            <w:tcW w:type="dxa" w:w="2592"/>
+            <w:shd w:fill="EFF6FF" w:val="clear"/>
+          </w:tcPr>
+          <w:p>
+            <w:r>
+              <w:rPr>
+                <w:sz w:val="20"/>
+              </w:rPr>
+              <w:t>CEO / Medical Director</w:t>
+            </w:r>
+          </w:p>
+        </w:tc>
+      </w:tr>
+      <w:tr>
+        <w:tc>
+          <w:tcPr>
+            <w:tcW w:type="dxa" w:w="2592"/>
+            <w:shd w:fill="FFFFFF" w:val="clear"/>
+          </w:tcPr>
+          <w:p>
+            <w:r>
+              <w:rPr>
+                <w:sz w:val="20"/>
+              </w:rPr>
+              <w:t>Department Head</w:t>
+            </w:r>
+          </w:p>
+        </w:tc>
+        <w:tc>
+          <w:tcPr>
+            <w:tcW w:type="dxa" w:w="2304"/>
+            <w:shd w:fill="FFFFFF" w:val="clear"/>
+          </w:tcPr>
+          <w:p>
+            <w:r>
+              <w:rPr>
+                <w:sz w:val="20"/>
+              </w:rPr>
+              <w:t>(skipped)</w:t>
+            </w:r>
+          </w:p>
+        </w:tc>
+        <w:tc>
+          <w:tcPr>
+            <w:tcW w:type="dxa" w:w="1872"/>
+            <w:shd w:fill="FFFFFF" w:val="clear"/>
+          </w:tcPr>
+          <w:p>
+            <w:r>
+              <w:rPr>
+                <w:sz w:val="20"/>
+              </w:rPr>
+              <w:t>HR</w:t>
+            </w:r>
+          </w:p>
+        </w:tc>
+        <w:tc>
+          <w:tcPr>
+            <w:tcW w:type="dxa" w:w="2592"/>
+            <w:shd w:fill="FFFFFF" w:val="clear"/>
+          </w:tcPr>
+          <w:p>
+            <w:r>
+              <w:rPr>
+                <w:sz w:val="20"/>
+              </w:rPr>
+              <w:t>CEO / Medical Director</w:t>
+            </w:r>
+          </w:p>
+        </w:tc>
+      </w:tr>
+      <w:tr>
+        <w:tc>
+          <w:tcPr>
+            <w:tcW w:type="dxa" w:w="2592"/>
+            <w:shd w:fill="EFF6FF" w:val="clear"/>
+          </w:tcPr>
+          <w:p>
+            <w:r>
+              <w:rPr>
+                <w:sz w:val="20"/>
+              </w:rPr>
+              <w:t>Manager</w:t>
+            </w:r>
+          </w:p>
+        </w:tc>
+        <w:tc>
+          <w:tcPr>
+            <w:tcW w:type="dxa" w:w="2304"/>
+            <w:shd w:fill="EFF6FF" w:val="clear"/>
+          </w:tcPr>
+          <w:p>
+            <w:r>
+              <w:rPr>
+                <w:sz w:val="20"/>
+              </w:rPr>
+              <w:t>(skipped)</w:t>
+            </w:r>
+          </w:p>
+        </w:tc>
+        <w:tc>
+          <w:tcPr>
+            <w:tcW w:type="dxa" w:w="1872"/>
+            <w:shd w:fill="EFF6FF" w:val="clear"/>
+          </w:tcPr>
+          <w:p>
+            <w:r>
+              <w:rPr>
+                <w:sz w:val="20"/>
+              </w:rPr>
+              <w:t>(skipped)</w:t>
+            </w:r>
+          </w:p>
+        </w:tc>
+        <w:tc>
+          <w:tcPr>
+            <w:tcW w:type="dxa" w:w="2592"/>
+            <w:shd w:fill="EFF6FF" w:val="clear"/>
+          </w:tcPr>
+          <w:p>
+            <w:r>
+              <w:rPr>
+                <w:sz w:val="20"/>
+              </w:rPr>
+              <w:t>CEO / Medical Director</w:t>
+            </w:r>
+          </w:p>
+        </w:tc>
+      </w:tr>
+    </w:tbl>
+    <w:p/>
+    <w:p>
+      <w:pPr>
+        <w:spacing w:after="120"/>
+        <w:ind w:left="432"/>
+      </w:pPr>
+      <w:r>
+        <w:rPr>
+          <w:b/>
+          <w:color w:val="4F46E5"/>
+          <w:sz w:val="20"/>
+        </w:rPr>
+        <w:t xml:space="preserve">📌 Note: </w:t>
+      </w:r>
+      <w:r>
+        <w:rPr>
+          <w:color w:val="374151"/>
+          <w:sz w:val="20"/>
+        </w:rPr>
+        <w:t>A pending or rejected correction has NO effect on attendance. The correction only applies after it is fully approved at the final step.</w:t>
+      </w:r>
+    </w:p>
+    <w:p>
+      <w:pPr>
+        <w:pStyle w:val="Heading2"/>
+      </w:pPr>
+      <w:r>
+        <w:rPr>
+          <w:color w:val="1E40AF"/>
+          <w:sz w:val="26"/>
+        </w:rPr>
+        <w:t>12.5 Approving / Rejecting Time Corrections (Approver)</w:t>
+      </w:r>
+    </w:p>
+    <w:p>
+      <w:pPr>
+        <w:spacing w:after="80"/>
+      </w:pPr>
+      <w:r>
+        <w:rPr>
+          <w:sz w:val="22"/>
+        </w:rPr>
+        <w:t>Access: Sidebar → Leave → Time Corrections</w:t>
+      </w:r>
+    </w:p>
+    <w:p>
+      <w:pPr>
+        <w:spacing w:after="80"/>
+      </w:pPr>
+      <w:r>
+        <w:rPr>
+          <w:sz w:val="22"/>
+        </w:rPr>
+        <w:t>The page works identically to Leave Approvals:</w:t>
+      </w:r>
+    </w:p>
+    <w:p>
+      <w:pPr>
+        <w:pStyle w:val="ListBullet"/>
+        <w:spacing w:after="40"/>
+        <w:ind w:left="360"/>
+      </w:pPr>
+      <w:r>
+        <w:rPr>
+          <w:sz w:val="22"/>
+        </w:rPr>
+        <w:t>Use the Pending filter to see requests waiting at your approval step</w:t>
+      </w:r>
+    </w:p>
+    <w:p>
+      <w:pPr>
+        <w:pStyle w:val="ListBullet"/>
+        <w:spacing w:after="40"/>
+        <w:ind w:left="360"/>
+      </w:pPr>
+      <w:r>
+        <w:rPr>
+          <w:sz w:val="22"/>
+        </w:rPr>
+        <w:t>Click Approve to advance to the next step (or fully approve at the final step)</w:t>
+      </w:r>
+    </w:p>
+    <w:p>
+      <w:pPr>
+        <w:pStyle w:val="ListBullet"/>
+        <w:spacing w:after="40"/>
+        <w:ind w:left="360"/>
+      </w:pPr>
+      <w:r>
+        <w:rPr>
+          <w:sz w:val="22"/>
+        </w:rPr>
+        <w:t>Click Reject to deny — a reason is required</w:t>
+      </w:r>
+    </w:p>
+    <w:p>
+      <w:pPr>
+        <w:spacing w:after="120"/>
+        <w:ind w:left="432"/>
+      </w:pPr>
+      <w:r>
+        <w:rPr>
+          <w:b/>
+          <w:color w:val="4F46E5"/>
+          <w:sz w:val="20"/>
+        </w:rPr>
+        <w:t xml:space="preserve">📌 Note: </w:t>
+      </w:r>
+      <w:r>
+        <w:rPr>
+          <w:color w:val="374151"/>
+          <w:sz w:val="20"/>
+        </w:rPr>
+        <w:t>The step indicator in the header shows which step you are at (e.g. "You are Department Head — Step 1 of 3").</w:t>
+      </w:r>
+    </w:p>
+    <w:p>
+      <w:pPr>
+        <w:pStyle w:val="Heading2"/>
+      </w:pPr>
+      <w:r>
+        <w:rPr>
+          <w:color w:val="1E40AF"/>
+          <w:sz w:val="26"/>
+        </w:rPr>
+        <w:t>12.6 How Corrections Affect Attendance</w:t>
+      </w:r>
+    </w:p>
+    <w:p>
+      <w:pPr>
+        <w:spacing w:after="80"/>
+      </w:pPr>
+      <w:r>
+        <w:rPr>
+          <w:sz w:val="22"/>
+        </w:rPr>
+        <w:t>Once fully approved, the correction is automatically merged with the biometric record:</w:t>
+      </w:r>
+    </w:p>
+    <w:p>
+      <w:pPr>
+        <w:pStyle w:val="ListBullet"/>
+        <w:spacing w:after="40"/>
+        <w:ind w:left="360"/>
+      </w:pPr>
+      <w:r>
+        <w:rPr>
+          <w:sz w:val="22"/>
+        </w:rPr>
+        <w:t>Corrected slots override the corresponding biometric punch</w:t>
+      </w:r>
+    </w:p>
+    <w:p>
+      <w:pPr>
+        <w:pStyle w:val="ListBullet"/>
+        <w:spacing w:after="40"/>
+        <w:ind w:left="360"/>
+      </w:pPr>
+      <w:r>
+        <w:rPr>
+          <w:sz w:val="22"/>
+        </w:rPr>
+        <w:t>Blank slots in the correction keep the original biometric value</w:t>
+      </w:r>
+    </w:p>
+    <w:p>
+      <w:pPr>
+        <w:pStyle w:val="ListBullet"/>
+        <w:spacing w:after="40"/>
+        <w:ind w:left="360"/>
+      </w:pPr>
+      <w:r>
+        <w:rPr>
+          <w:sz w:val="22"/>
+        </w:rPr>
+        <w:t>Hours worked, late minutes, and attendance status are recalculated using the corrected times</w:t>
+      </w:r>
+    </w:p>
+    <w:p>
+      <w:pPr>
+        <w:pStyle w:val="ListBullet"/>
+        <w:spacing w:after="40"/>
+        <w:ind w:left="360"/>
+      </w:pPr>
+      <w:r>
+        <w:rPr>
+          <w:sz w:val="22"/>
+        </w:rPr>
+        <w:t>The correction is visible in the Attendance Report immediately after approval</w:t>
+      </w:r>
+    </w:p>
+    <w:p>
+      <w:pPr>
+        <w:pStyle w:val="Heading2"/>
+      </w:pPr>
+      <w:r>
+        <w:rPr>
+          <w:color w:val="1E40AF"/>
+          <w:sz w:val="26"/>
+        </w:rPr>
+        <w:t>12.7 Tracking Your Requests</w:t>
+      </w:r>
+    </w:p>
+    <w:p>
+      <w:pPr>
+        <w:spacing w:after="80"/>
+      </w:pPr>
+      <w:r>
+        <w:rPr>
+          <w:sz w:val="22"/>
+        </w:rPr>
+        <w:t>After submitting, your request history is shown at the bottom of the Time Correction page with status badges:</w:t>
+      </w:r>
+    </w:p>
+    <w:tbl>
+      <w:tblPr>
+        <w:tblStyle w:val="TableGrid"/>
+        <w:tblW w:type="auto" w:w="0"/>
+        <w:tblLook w:firstColumn="1" w:firstRow="1" w:lastColumn="0" w:lastRow="0" w:noHBand="0" w:noVBand="1" w:val="04A0"/>
+      </w:tblPr>
+      <w:tblGrid>
+        <w:gridCol w:w="4561"/>
+        <w:gridCol w:w="4561"/>
+      </w:tblGrid>
+      <w:tr>
+        <w:tc>
+          <w:tcPr>
+            <w:tcW w:type="dxa" w:w="2160"/>
+            <w:shd w:fill="1E3A8A" w:color="FFFFFF" w:val="clear"/>
+          </w:tcPr>
+          <w:p>
+            <w:pPr>
+              <w:jc w:val="center"/>
+            </w:pPr>
+            <w:r>
+              <w:rPr>
+                <w:b/>
+                <w:color w:val="FFFFFF"/>
+                <w:sz w:val="20"/>
+              </w:rPr>
+              <w:t>Status</w:t>
+            </w:r>
+          </w:p>
+        </w:tc>
+        <w:tc>
+          <w:tcPr>
+            <w:tcW w:type="dxa" w:w="7200"/>
+            <w:shd w:fill="1E3A8A" w:color="FFFFFF" w:val="clear"/>
+          </w:tcPr>
+          <w:p>
+            <w:pPr>
+              <w:jc w:val="center"/>
+            </w:pPr>
+            <w:r>
+              <w:rPr>
+                <w:b/>
+                <w:color w:val="FFFFFF"/>
+                <w:sz w:val="20"/>
+              </w:rPr>
+              <w:t>Meaning</w:t>
+            </w:r>
+          </w:p>
+        </w:tc>
+      </w:tr>
+      <w:tr>
+        <w:tc>
+          <w:tcPr>
+            <w:tcW w:type="dxa" w:w="2160"/>
+            <w:shd w:fill="EFF6FF" w:val="clear"/>
+          </w:tcPr>
+          <w:p>
+            <w:r>
+              <w:rPr>
+                <w:sz w:val="20"/>
+              </w:rPr>
+              <w:t>Pending</w:t>
+            </w:r>
+          </w:p>
+        </w:tc>
+        <w:tc>
+          <w:tcPr>
+            <w:tcW w:type="dxa" w:w="7200"/>
+            <w:shd w:fill="EFF6FF" w:val="clear"/>
+          </w:tcPr>
+          <w:p>
+            <w:r>
+              <w:rPr>
+                <w:sz w:val="20"/>
+              </w:rPr>
+              <w:t>Waiting for approval — no effect on attendance yet</w:t>
+            </w:r>
+          </w:p>
+        </w:tc>
+      </w:tr>
+      <w:tr>
+        <w:tc>
+          <w:tcPr>
+            <w:tcW w:type="dxa" w:w="2160"/>
+            <w:shd w:fill="FFFFFF" w:val="clear"/>
+          </w:tcPr>
+          <w:p>
+            <w:r>
+              <w:rPr>
+                <w:sz w:val="20"/>
+              </w:rPr>
+              <w:t>Approved</w:t>
+            </w:r>
+          </w:p>
+        </w:tc>
+        <w:tc>
+          <w:tcPr>
+            <w:tcW w:type="dxa" w:w="7200"/>
+            <w:shd w:fill="FFFFFF" w:val="clear"/>
+          </w:tcPr>
+          <w:p>
+            <w:r>
+              <w:rPr>
+                <w:sz w:val="20"/>
+              </w:rPr>
+              <w:t>Fully approved — correction is now applied to attendance</w:t>
+            </w:r>
+          </w:p>
+        </w:tc>
+      </w:tr>
+      <w:tr>
+        <w:tc>
+          <w:tcPr>
+            <w:tcW w:type="dxa" w:w="2160"/>
+            <w:shd w:fill="EFF6FF" w:val="clear"/>
+          </w:tcPr>
+          <w:p>
+            <w:r>
+              <w:rPr>
+                <w:sz w:val="20"/>
+              </w:rPr>
+              <w:t>Rejected</w:t>
+            </w:r>
+          </w:p>
+        </w:tc>
+        <w:tc>
+          <w:tcPr>
+            <w:tcW w:type="dxa" w:w="7200"/>
+            <w:shd w:fill="EFF6FF" w:val="clear"/>
+          </w:tcPr>
+          <w:p>
+            <w:r>
+              <w:rPr>
+                <w:sz w:val="20"/>
+              </w:rPr>
+              <w:t>Denied by an approver — no effect on attendance</w:t>
+            </w:r>
+          </w:p>
+        </w:tc>
+      </w:tr>
+    </w:tbl>
+    <w:p/>
+    <w:p>
+      <w:r>
+        <w:br w:type="page"/>
+      </w:r>
+    </w:p>
+    <w:p>
+      <w:pPr>
+        <w:pStyle w:val="Heading1"/>
+      </w:pPr>
+      <w:r>
+        <w:rPr>
+          <w:color w:val="0D1B2E"/>
+          <w:sz w:val="32"/>
+        </w:rPr>
+        <w:t>13. Frequently Asked Questions</w:t>
       </w:r>
     </w:p>
     <w:p>
@@ -6497,6 +7801,56 @@
           <w:sz w:val="22"/>
         </w:rPr>
         <w:t>A: Check that the employee has a cell number saved in their profile (Employees → Edit). Also verify that the PINASSMS API key is configured in the system settings. Check the application logs for any SMS errors.</w:t>
+      </w:r>
+    </w:p>
+    <w:p>
+      <w:pPr>
+        <w:spacing w:before="160" w:after="40"/>
+      </w:pPr>
+      <w:r>
+        <w:rPr>
+          <w:b/>
+          <w:color w:val="1E40AF"/>
+          <w:sz w:val="22"/>
+        </w:rPr>
+        <w:t>Q: I submitted a time correction but my attendance still shows Absent.</w:t>
+      </w:r>
+    </w:p>
+    <w:p>
+      <w:pPr>
+        <w:spacing w:after="120"/>
+        <w:ind w:left="288"/>
+      </w:pPr>
+      <w:r>
+        <w:rPr>
+          <w:sz w:val="22"/>
+        </w:rPr>
+        <w:t>A: The time correction must be FULLY APPROVED (all required steps) before it affects attendance. Check the status in Attendance → Time Correction — if it shows Pending, it is still waiting for approval. Once it shows Approved, the attendance report will update automatically.</w:t>
+      </w:r>
+    </w:p>
+    <w:p>
+      <w:pPr>
+        <w:spacing w:before="160" w:after="40"/>
+      </w:pPr>
+      <w:r>
+        <w:rPr>
+          <w:b/>
+          <w:color w:val="1E40AF"/>
+          <w:sz w:val="22"/>
+        </w:rPr>
+        <w:t>Q: Can I file more than one time correction for the same date?</w:t>
+      </w:r>
+    </w:p>
+    <w:p>
+      <w:pPr>
+        <w:spacing w:after="120"/>
+        <w:ind w:left="288"/>
+      </w:pPr>
+      <w:r>
+        <w:rPr>
+          <w:sz w:val="22"/>
+        </w:rPr>
+        <w:t>A: No — you can only have one pending correction per date. If your previous correction was rejected, you can submit a new one. If it was approved, contact HR to make further changes.</w:t>
       </w:r>
     </w:p>
     <w:p>
@@ -6846,7 +8200,7 @@
         <w:color w:val="9CA3AF"/>
         <w:sz w:val="18"/>
       </w:rPr>
-      <w:t>GGHI HR Portal — User Guide v1.0 — June 2026  |  Confidential</w:t>
+      <w:t>GGHI HR Portal — User Guide v1.1 — June 2026  |  Confidential</w:t>
     </w:r>
   </w:p>
 </w:ftr>
